--- a/Knowledge/3-Work knowledge/1-Software Engineering/2-Testing/5-My Source/1-ISTQB Foundation Level/5-Test Management/5-Test Techniques/1-Test Techniques.docx
+++ b/Knowledge/3-Work knowledge/1-Software Engineering/2-Testing/5-My Source/1-ISTQB Foundation Level/5-Test Management/5-Test Techniques/1-Test Techniques.docx
@@ -32,51 +32,77 @@
       </w:pPr>
       <w:r>
         <w:rPr>
-          <w:b/>
-          <w:shd w:val="clear" w:color="auto" w:fill="B7B7B7"/>
-        </w:rPr>
-        <w:t># Source</w:t>
-      </w:r>
-      <w:r>
-        <w:rPr>
-          <w:shd w:val="clear" w:color="auto" w:fill="B7B7B7"/>
-        </w:rPr>
-        <w:t xml:space="preserve">: </w:t>
-      </w:r>
-      <w:r>
-        <w:rPr>
-          <w:b/>
-          <w:shd w:val="clear" w:color="auto" w:fill="B7B7B7"/>
-        </w:rPr>
-        <w:t xml:space="preserve">Chatgpt </w:t>
-      </w:r>
-      <w:r>
-        <w:rPr>
-          <w:b/>
-          <w:sz w:val="14"/>
-          <w:szCs w:val="14"/>
-          <w:shd w:val="clear" w:color="auto" w:fill="B7B7B7"/>
-        </w:rPr>
-        <w:t>(GPT</w:t>
-      </w:r>
-      <w:r>
-        <w:rPr>
-          <w:rFonts w:ascii="Cambria Math" w:hAnsi="Cambria Math" w:cs="Cambria Math"/>
-          <w:b/>
-          <w:sz w:val="14"/>
-          <w:szCs w:val="14"/>
-          <w:shd w:val="clear" w:color="auto" w:fill="B7B7B7"/>
+          <w:rFonts w:ascii="Arial" w:eastAsia="Arial" w:hAnsi="Arial" w:cs="Arial"/>
+          <w:b/>
+          <w:color w:val="000000"/>
+          <w:sz w:val="18"/>
+          <w:highlight w:val="lightGray"/>
+        </w:rPr>
+        <w:t># Source: AI Source: Provided by: [Data Path</w:t>
+      </w:r>
+      <w:r>
+        <w:rPr>
+          <w:rFonts w:ascii="Arial" w:eastAsia="Arial" w:hAnsi="Arial" w:cs="Arial"/>
+          <w:color w:val="000000"/>
+          <w:sz w:val="18"/>
+          <w:highlight w:val="lightGray"/>
+        </w:rPr>
+        <w:t xml:space="preserve">: Persons Table -&gt; ID Column: 1, Name_En Column: Motasem Essam] -&gt; </w:t>
+      </w:r>
+      <w:r>
+        <w:rPr>
+          <w:rFonts w:ascii="Arial" w:eastAsia="Arial" w:hAnsi="Arial" w:cs="Arial"/>
+          <w:b/>
+          <w:color w:val="000000"/>
+          <w:sz w:val="18"/>
+          <w:highlight w:val="lightGray"/>
+        </w:rPr>
+        <w:t>From:</w:t>
+      </w:r>
+      <w:r>
+        <w:rPr>
+          <w:rFonts w:ascii="Arial" w:eastAsia="Arial" w:hAnsi="Arial" w:cs="Arial"/>
+          <w:color w:val="000000"/>
+          <w:sz w:val="18"/>
+          <w:highlight w:val="lightGray"/>
+        </w:rPr>
+        <w:t xml:space="preserve"> [Chatgpt (GPT</w:t>
+      </w:r>
+      <w:r>
+        <w:rPr>
+          <w:rFonts w:ascii="Arial" w:eastAsia="Arial" w:hAnsi="Arial" w:cs="Cambria Math"/>
+          <w:color w:val="000000"/>
+          <w:sz w:val="18"/>
+          <w:highlight w:val="lightGray"/>
         </w:rPr>
         <w:t>‑</w:t>
       </w:r>
       <w:r>
         <w:rPr>
-          <w:b/>
-          <w:sz w:val="14"/>
-          <w:szCs w:val="14"/>
-          <w:shd w:val="clear" w:color="auto" w:fill="B7B7B7"/>
-        </w:rPr>
-        <w:t>5 Mini) at [8/15/2025]</w:t>
+          <w:rFonts w:ascii="Arial" w:eastAsia="Arial" w:hAnsi="Arial" w:cs="Arial"/>
+          <w:color w:val="000000"/>
+          <w:sz w:val="18"/>
+          <w:highlight w:val="lightGray"/>
+        </w:rPr>
+        <w:t xml:space="preserve">5 Mini)] </w:t>
+      </w:r>
+      <w:r>
+        <w:rPr>
+          <w:rFonts w:ascii="Arial" w:eastAsia="Arial" w:hAnsi="Arial" w:cs="Arial"/>
+          <w:b/>
+          <w:color w:val="000000"/>
+          <w:sz w:val="18"/>
+          <w:highlight w:val="lightGray"/>
+        </w:rPr>
+        <w:t>on</w:t>
+      </w:r>
+      <w:r>
+        <w:rPr>
+          <w:rFonts w:ascii="Arial" w:eastAsia="Arial" w:hAnsi="Arial"/>
+          <w:sz w:val="18"/>
+          <w:highlight w:val="lightGray"/>
+        </w:rPr>
+        <w:t xml:space="preserve"> [8/15/2025]</w:t>
       </w:r>
     </w:p>
     <w:p>
@@ -220,7 +246,7 @@
     </w:p>
     <w:p>
       <w:r>
-        <w:pict w14:anchorId="5B95F220">
+        <w:pict w14:anchorId="6ECD0A7A">
           <v:rect id="_x0000_i1025" style="width:0;height:1.5pt" o:hralign="center" o:hrstd="t" o:hr="t" fillcolor="#a0a0a0" stroked="f"/>
         </w:pict>
       </w:r>
@@ -257,51 +283,77 @@
       </w:pPr>
       <w:r>
         <w:rPr>
-          <w:b/>
-          <w:shd w:val="clear" w:color="auto" w:fill="B7B7B7"/>
-        </w:rPr>
-        <w:t># Source</w:t>
-      </w:r>
-      <w:r>
-        <w:rPr>
-          <w:shd w:val="clear" w:color="auto" w:fill="B7B7B7"/>
-        </w:rPr>
-        <w:t xml:space="preserve">: </w:t>
-      </w:r>
-      <w:r>
-        <w:rPr>
-          <w:b/>
-          <w:shd w:val="clear" w:color="auto" w:fill="B7B7B7"/>
-        </w:rPr>
-        <w:t xml:space="preserve">Chatgpt </w:t>
-      </w:r>
-      <w:r>
-        <w:rPr>
-          <w:b/>
-          <w:sz w:val="14"/>
-          <w:szCs w:val="14"/>
-          <w:shd w:val="clear" w:color="auto" w:fill="B7B7B7"/>
-        </w:rPr>
-        <w:t>(GPT</w:t>
-      </w:r>
-      <w:r>
-        <w:rPr>
-          <w:rFonts w:ascii="Cambria Math" w:hAnsi="Cambria Math" w:cs="Cambria Math"/>
-          <w:b/>
-          <w:sz w:val="14"/>
-          <w:szCs w:val="14"/>
-          <w:shd w:val="clear" w:color="auto" w:fill="B7B7B7"/>
+          <w:rFonts w:ascii="Arial" w:eastAsia="Arial" w:hAnsi="Arial" w:cs="Arial"/>
+          <w:b/>
+          <w:color w:val="000000"/>
+          <w:sz w:val="18"/>
+          <w:highlight w:val="lightGray"/>
+        </w:rPr>
+        <w:t># Source: AI Source: Provided by: [Data Path</w:t>
+      </w:r>
+      <w:r>
+        <w:rPr>
+          <w:rFonts w:ascii="Arial" w:eastAsia="Arial" w:hAnsi="Arial" w:cs="Arial"/>
+          <w:color w:val="000000"/>
+          <w:sz w:val="18"/>
+          <w:highlight w:val="lightGray"/>
+        </w:rPr>
+        <w:t xml:space="preserve">: Persons Table -&gt; ID Column: 1, Name_En Column: Motasem Essam] -&gt; </w:t>
+      </w:r>
+      <w:r>
+        <w:rPr>
+          <w:rFonts w:ascii="Arial" w:eastAsia="Arial" w:hAnsi="Arial" w:cs="Arial"/>
+          <w:b/>
+          <w:color w:val="000000"/>
+          <w:sz w:val="18"/>
+          <w:highlight w:val="lightGray"/>
+        </w:rPr>
+        <w:t>From:</w:t>
+      </w:r>
+      <w:r>
+        <w:rPr>
+          <w:rFonts w:ascii="Arial" w:eastAsia="Arial" w:hAnsi="Arial" w:cs="Arial"/>
+          <w:color w:val="000000"/>
+          <w:sz w:val="18"/>
+          <w:highlight w:val="lightGray"/>
+        </w:rPr>
+        <w:t xml:space="preserve"> [Chatgpt (GPT</w:t>
+      </w:r>
+      <w:r>
+        <w:rPr>
+          <w:rFonts w:ascii="Arial" w:eastAsia="Arial" w:hAnsi="Arial" w:cs="Cambria Math"/>
+          <w:color w:val="000000"/>
+          <w:sz w:val="18"/>
+          <w:highlight w:val="lightGray"/>
         </w:rPr>
         <w:t>‑</w:t>
       </w:r>
       <w:r>
         <w:rPr>
-          <w:b/>
-          <w:sz w:val="14"/>
-          <w:szCs w:val="14"/>
-          <w:shd w:val="clear" w:color="auto" w:fill="B7B7B7"/>
-        </w:rPr>
-        <w:t>5 Mini) at [8/15/2025]</w:t>
+          <w:rFonts w:ascii="Arial" w:eastAsia="Arial" w:hAnsi="Arial" w:cs="Arial"/>
+          <w:color w:val="000000"/>
+          <w:sz w:val="18"/>
+          <w:highlight w:val="lightGray"/>
+        </w:rPr>
+        <w:t xml:space="preserve">5 Mini)] </w:t>
+      </w:r>
+      <w:r>
+        <w:rPr>
+          <w:rFonts w:ascii="Arial" w:eastAsia="Arial" w:hAnsi="Arial" w:cs="Arial"/>
+          <w:b/>
+          <w:color w:val="000000"/>
+          <w:sz w:val="18"/>
+          <w:highlight w:val="lightGray"/>
+        </w:rPr>
+        <w:t>on</w:t>
+      </w:r>
+      <w:r>
+        <w:rPr>
+          <w:rFonts w:ascii="Arial" w:eastAsia="Arial" w:hAnsi="Arial"/>
+          <w:sz w:val="18"/>
+          <w:highlight w:val="lightGray"/>
+        </w:rPr>
+        <w:t xml:space="preserve"> [8/15/2025]</w:t>
       </w:r>
     </w:p>
     <w:p>
@@ -310,7 +362,7 @@
           <w:ilvl w:val="0"/>
           <w:numId w:val="2"/>
         </w:numPr>
-        <w:spacing w:before="240"/>
+        <w:spacing w:before="240" w:after="0" w:line="276" w:lineRule="auto"/>
       </w:pPr>
       <w:r>
         <w:rPr>
@@ -344,6 +396,7 @@
           <w:ilvl w:val="0"/>
           <w:numId w:val="2"/>
         </w:numPr>
+        <w:spacing w:after="0" w:line="276" w:lineRule="auto"/>
       </w:pPr>
       <w:r>
         <w:rPr>
@@ -377,6 +430,7 @@
           <w:ilvl w:val="0"/>
           <w:numId w:val="2"/>
         </w:numPr>
+        <w:spacing w:after="0" w:line="276" w:lineRule="auto"/>
       </w:pPr>
       <w:r>
         <w:rPr>
@@ -423,7 +477,7 @@
           <w:ilvl w:val="0"/>
           <w:numId w:val="2"/>
         </w:numPr>
-        <w:spacing w:after="240"/>
+        <w:spacing w:after="240" w:line="276" w:lineRule="auto"/>
       </w:pPr>
       <w:r>
         <w:rPr>
@@ -453,7 +507,7 @@
     </w:p>
     <w:p>
       <w:r>
-        <w:pict w14:anchorId="2276A319">
+        <w:pict w14:anchorId="4B17DD7C">
           <v:rect id="_x0000_i1026" style="width:0;height:1.5pt" o:hralign="center" o:hrstd="t" o:hr="t" fillcolor="#a0a0a0" stroked="f"/>
         </w:pict>
       </w:r>
@@ -527,51 +581,77 @@
       </w:pPr>
       <w:r>
         <w:rPr>
-          <w:b/>
-          <w:shd w:val="clear" w:color="auto" w:fill="B7B7B7"/>
-        </w:rPr>
-        <w:t># Source</w:t>
-      </w:r>
-      <w:r>
-        <w:rPr>
-          <w:shd w:val="clear" w:color="auto" w:fill="B7B7B7"/>
-        </w:rPr>
-        <w:t xml:space="preserve">: </w:t>
-      </w:r>
-      <w:r>
-        <w:rPr>
-          <w:b/>
-          <w:shd w:val="clear" w:color="auto" w:fill="B7B7B7"/>
-        </w:rPr>
-        <w:t xml:space="preserve">Chatgpt </w:t>
-      </w:r>
-      <w:r>
-        <w:rPr>
-          <w:b/>
-          <w:sz w:val="14"/>
-          <w:szCs w:val="14"/>
-          <w:shd w:val="clear" w:color="auto" w:fill="B7B7B7"/>
-        </w:rPr>
-        <w:t>(GPT</w:t>
-      </w:r>
-      <w:r>
-        <w:rPr>
-          <w:rFonts w:ascii="Cambria Math" w:hAnsi="Cambria Math" w:cs="Cambria Math"/>
-          <w:b/>
-          <w:sz w:val="14"/>
-          <w:szCs w:val="14"/>
-          <w:shd w:val="clear" w:color="auto" w:fill="B7B7B7"/>
+          <w:rFonts w:ascii="Arial" w:eastAsia="Arial" w:hAnsi="Arial" w:cs="Arial"/>
+          <w:b/>
+          <w:color w:val="000000"/>
+          <w:sz w:val="18"/>
+          <w:highlight w:val="lightGray"/>
+        </w:rPr>
+        <w:t># Source: AI Source: Provided by: [Data Path</w:t>
+      </w:r>
+      <w:r>
+        <w:rPr>
+          <w:rFonts w:ascii="Arial" w:eastAsia="Arial" w:hAnsi="Arial" w:cs="Arial"/>
+          <w:color w:val="000000"/>
+          <w:sz w:val="18"/>
+          <w:highlight w:val="lightGray"/>
+        </w:rPr>
+        <w:t xml:space="preserve">: Persons Table -&gt; ID Column: 1, Name_En Column: Motasem Essam] -&gt; </w:t>
+      </w:r>
+      <w:r>
+        <w:rPr>
+          <w:rFonts w:ascii="Arial" w:eastAsia="Arial" w:hAnsi="Arial" w:cs="Arial"/>
+          <w:b/>
+          <w:color w:val="000000"/>
+          <w:sz w:val="18"/>
+          <w:highlight w:val="lightGray"/>
+        </w:rPr>
+        <w:t>From:</w:t>
+      </w:r>
+      <w:r>
+        <w:rPr>
+          <w:rFonts w:ascii="Arial" w:eastAsia="Arial" w:hAnsi="Arial" w:cs="Arial"/>
+          <w:color w:val="000000"/>
+          <w:sz w:val="18"/>
+          <w:highlight w:val="lightGray"/>
+        </w:rPr>
+        <w:t xml:space="preserve"> [Chatgpt (GPT</w:t>
+      </w:r>
+      <w:r>
+        <w:rPr>
+          <w:rFonts w:ascii="Arial" w:eastAsia="Arial" w:hAnsi="Arial" w:cs="Cambria Math"/>
+          <w:color w:val="000000"/>
+          <w:sz w:val="18"/>
+          <w:highlight w:val="lightGray"/>
         </w:rPr>
         <w:t>‑</w:t>
       </w:r>
       <w:r>
         <w:rPr>
-          <w:b/>
-          <w:sz w:val="14"/>
-          <w:szCs w:val="14"/>
-          <w:shd w:val="clear" w:color="auto" w:fill="B7B7B7"/>
-        </w:rPr>
-        <w:t>5 Mini) at [8/15/2025]</w:t>
+          <w:rFonts w:ascii="Arial" w:eastAsia="Arial" w:hAnsi="Arial" w:cs="Arial"/>
+          <w:color w:val="000000"/>
+          <w:sz w:val="18"/>
+          <w:highlight w:val="lightGray"/>
+        </w:rPr>
+        <w:t xml:space="preserve">5 Mini)] </w:t>
+      </w:r>
+      <w:r>
+        <w:rPr>
+          <w:rFonts w:ascii="Arial" w:eastAsia="Arial" w:hAnsi="Arial" w:cs="Arial"/>
+          <w:b/>
+          <w:color w:val="000000"/>
+          <w:sz w:val="18"/>
+          <w:highlight w:val="lightGray"/>
+        </w:rPr>
+        <w:t>on</w:t>
+      </w:r>
+      <w:r>
+        <w:rPr>
+          <w:rFonts w:ascii="Arial" w:eastAsia="Arial" w:hAnsi="Arial"/>
+          <w:sz w:val="18"/>
+          <w:highlight w:val="lightGray"/>
+        </w:rPr>
+        <w:t xml:space="preserve"> [8/15/2025]</w:t>
       </w:r>
     </w:p>
     <w:p>
@@ -580,7 +660,7 @@
           <w:ilvl w:val="0"/>
           <w:numId w:val="3"/>
         </w:numPr>
-        <w:spacing w:before="240"/>
+        <w:spacing w:before="240" w:after="0" w:line="276" w:lineRule="auto"/>
       </w:pPr>
       <w:r>
         <w:rPr>
@@ -608,13 +688,13 @@
           <w:ilvl w:val="0"/>
           <w:numId w:val="3"/>
         </w:numPr>
-      </w:pPr>
-      <w:r>
-        <w:rPr>
-          <w:rFonts w:ascii="Roboto Mono" w:eastAsia="Roboto Mono" w:hAnsi="Roboto Mono" w:cs="Roboto Mono"/>
-          <w:b/>
-        </w:rPr>
-        <w:lastRenderedPageBreak/>
+        <w:spacing w:after="0" w:line="276" w:lineRule="auto"/>
+      </w:pPr>
+      <w:r>
+        <w:rPr>
+          <w:rFonts w:ascii="Roboto Mono" w:eastAsia="Roboto Mono" w:hAnsi="Roboto Mono" w:cs="Roboto Mono"/>
+          <w:b/>
+        </w:rPr>
         <w:t>Boundary Value Analysis (BVA)</w:t>
       </w:r>
       <w:r>
@@ -636,6 +716,7 @@
           <w:ilvl w:val="0"/>
           <w:numId w:val="3"/>
         </w:numPr>
+        <w:spacing w:after="0" w:line="276" w:lineRule="auto"/>
       </w:pPr>
       <w:r>
         <w:rPr>
@@ -663,6 +744,7 @@
           <w:ilvl w:val="0"/>
           <w:numId w:val="3"/>
         </w:numPr>
+        <w:spacing w:after="0" w:line="276" w:lineRule="auto"/>
       </w:pPr>
       <w:r>
         <w:rPr>
@@ -690,7 +772,7 @@
           <w:ilvl w:val="0"/>
           <w:numId w:val="3"/>
         </w:numPr>
-        <w:spacing w:after="240"/>
+        <w:spacing w:after="240" w:line="276" w:lineRule="auto"/>
       </w:pPr>
       <w:r>
         <w:rPr>
@@ -711,7 +793,7 @@
     </w:p>
     <w:p>
       <w:r>
-        <w:pict w14:anchorId="3C5BB805">
+        <w:pict w14:anchorId="6D98BEED">
           <v:rect id="_x0000_i1027" style="width:0;height:1.5pt" o:hralign="center" o:hrstd="t" o:hr="t" fillcolor="#a0a0a0" stroked="f"/>
         </w:pict>
       </w:r>
@@ -763,51 +845,77 @@
       </w:pPr>
       <w:r>
         <w:rPr>
-          <w:b/>
-          <w:shd w:val="clear" w:color="auto" w:fill="B7B7B7"/>
-        </w:rPr>
-        <w:t># Source</w:t>
-      </w:r>
-      <w:r>
-        <w:rPr>
-          <w:shd w:val="clear" w:color="auto" w:fill="B7B7B7"/>
-        </w:rPr>
-        <w:t xml:space="preserve">: </w:t>
-      </w:r>
-      <w:r>
-        <w:rPr>
-          <w:b/>
-          <w:shd w:val="clear" w:color="auto" w:fill="B7B7B7"/>
-        </w:rPr>
-        <w:t xml:space="preserve">Chatgpt </w:t>
-      </w:r>
-      <w:r>
-        <w:rPr>
-          <w:b/>
-          <w:sz w:val="14"/>
-          <w:szCs w:val="14"/>
-          <w:shd w:val="clear" w:color="auto" w:fill="B7B7B7"/>
-        </w:rPr>
-        <w:t>(GPT</w:t>
-      </w:r>
-      <w:r>
-        <w:rPr>
-          <w:rFonts w:ascii="Cambria Math" w:hAnsi="Cambria Math" w:cs="Cambria Math"/>
-          <w:b/>
-          <w:sz w:val="14"/>
-          <w:szCs w:val="14"/>
-          <w:shd w:val="clear" w:color="auto" w:fill="B7B7B7"/>
+          <w:rFonts w:ascii="Arial" w:eastAsia="Arial" w:hAnsi="Arial" w:cs="Arial"/>
+          <w:b/>
+          <w:color w:val="000000"/>
+          <w:sz w:val="18"/>
+          <w:highlight w:val="lightGray"/>
+        </w:rPr>
+        <w:t># Source: AI Source: Provided by: [Data Path</w:t>
+      </w:r>
+      <w:r>
+        <w:rPr>
+          <w:rFonts w:ascii="Arial" w:eastAsia="Arial" w:hAnsi="Arial" w:cs="Arial"/>
+          <w:color w:val="000000"/>
+          <w:sz w:val="18"/>
+          <w:highlight w:val="lightGray"/>
+        </w:rPr>
+        <w:t xml:space="preserve">: Persons Table -&gt; ID Column: 1, Name_En Column: Motasem Essam] -&gt; </w:t>
+      </w:r>
+      <w:r>
+        <w:rPr>
+          <w:rFonts w:ascii="Arial" w:eastAsia="Arial" w:hAnsi="Arial" w:cs="Arial"/>
+          <w:b/>
+          <w:color w:val="000000"/>
+          <w:sz w:val="18"/>
+          <w:highlight w:val="lightGray"/>
+        </w:rPr>
+        <w:t>From:</w:t>
+      </w:r>
+      <w:r>
+        <w:rPr>
+          <w:rFonts w:ascii="Arial" w:eastAsia="Arial" w:hAnsi="Arial" w:cs="Arial"/>
+          <w:color w:val="000000"/>
+          <w:sz w:val="18"/>
+          <w:highlight w:val="lightGray"/>
+        </w:rPr>
+        <w:t xml:space="preserve"> [Chatgpt (GPT</w:t>
+      </w:r>
+      <w:r>
+        <w:rPr>
+          <w:rFonts w:ascii="Arial" w:eastAsia="Arial" w:hAnsi="Arial" w:cs="Cambria Math"/>
+          <w:color w:val="000000"/>
+          <w:sz w:val="18"/>
+          <w:highlight w:val="lightGray"/>
         </w:rPr>
         <w:t>‑</w:t>
       </w:r>
       <w:r>
         <w:rPr>
-          <w:b/>
-          <w:sz w:val="14"/>
-          <w:szCs w:val="14"/>
-          <w:shd w:val="clear" w:color="auto" w:fill="B7B7B7"/>
-        </w:rPr>
-        <w:t>5 Mini) at [8/15/2025]</w:t>
+          <w:rFonts w:ascii="Arial" w:eastAsia="Arial" w:hAnsi="Arial" w:cs="Arial"/>
+          <w:color w:val="000000"/>
+          <w:sz w:val="18"/>
+          <w:highlight w:val="lightGray"/>
+        </w:rPr>
+        <w:t xml:space="preserve">5 Mini)] </w:t>
+      </w:r>
+      <w:r>
+        <w:rPr>
+          <w:rFonts w:ascii="Arial" w:eastAsia="Arial" w:hAnsi="Arial" w:cs="Arial"/>
+          <w:b/>
+          <w:color w:val="000000"/>
+          <w:sz w:val="18"/>
+          <w:highlight w:val="lightGray"/>
+        </w:rPr>
+        <w:t>on</w:t>
+      </w:r>
+      <w:r>
+        <w:rPr>
+          <w:rFonts w:ascii="Arial" w:eastAsia="Arial" w:hAnsi="Arial"/>
+          <w:sz w:val="18"/>
+          <w:highlight w:val="lightGray"/>
+        </w:rPr>
+        <w:t xml:space="preserve"> [8/15/2025]</w:t>
       </w:r>
     </w:p>
     <w:p>
@@ -816,7 +924,7 @@
           <w:ilvl w:val="0"/>
           <w:numId w:val="4"/>
         </w:numPr>
-        <w:spacing w:before="240"/>
+        <w:spacing w:before="240" w:after="0" w:line="276" w:lineRule="auto"/>
       </w:pPr>
       <w:r>
         <w:rPr>
@@ -844,6 +952,7 @@
           <w:ilvl w:val="0"/>
           <w:numId w:val="4"/>
         </w:numPr>
+        <w:spacing w:after="0" w:line="276" w:lineRule="auto"/>
       </w:pPr>
       <w:r>
         <w:rPr>
@@ -871,6 +980,7 @@
           <w:ilvl w:val="0"/>
           <w:numId w:val="4"/>
         </w:numPr>
+        <w:spacing w:after="0" w:line="276" w:lineRule="auto"/>
       </w:pPr>
       <w:r>
         <w:rPr>
@@ -898,7 +1008,7 @@
           <w:ilvl w:val="0"/>
           <w:numId w:val="4"/>
         </w:numPr>
-        <w:spacing w:after="240"/>
+        <w:spacing w:after="240" w:line="276" w:lineRule="auto"/>
       </w:pPr>
       <w:r>
         <w:rPr>
@@ -922,7 +1032,7 @@
     </w:p>
     <w:p>
       <w:r>
-        <w:pict w14:anchorId="25AF6BAA">
+        <w:pict w14:anchorId="17E184FC">
           <v:rect id="_x0000_i1028" style="width:0;height:1.5pt" o:hralign="center" o:hrstd="t" o:hr="t" fillcolor="#a0a0a0" stroked="f"/>
         </w:pict>
       </w:r>
@@ -974,51 +1084,77 @@
       </w:pPr>
       <w:r>
         <w:rPr>
-          <w:b/>
-          <w:shd w:val="clear" w:color="auto" w:fill="B7B7B7"/>
-        </w:rPr>
-        <w:t># Source</w:t>
-      </w:r>
-      <w:r>
-        <w:rPr>
-          <w:shd w:val="clear" w:color="auto" w:fill="B7B7B7"/>
-        </w:rPr>
-        <w:t xml:space="preserve">: </w:t>
-      </w:r>
-      <w:r>
-        <w:rPr>
-          <w:b/>
-          <w:shd w:val="clear" w:color="auto" w:fill="B7B7B7"/>
-        </w:rPr>
-        <w:t xml:space="preserve">Chatgpt </w:t>
-      </w:r>
-      <w:r>
-        <w:rPr>
-          <w:b/>
-          <w:sz w:val="14"/>
-          <w:szCs w:val="14"/>
-          <w:shd w:val="clear" w:color="auto" w:fill="B7B7B7"/>
-        </w:rPr>
-        <w:t>(GPT</w:t>
-      </w:r>
-      <w:r>
-        <w:rPr>
-          <w:rFonts w:ascii="Cambria Math" w:hAnsi="Cambria Math" w:cs="Cambria Math"/>
-          <w:b/>
-          <w:sz w:val="14"/>
-          <w:szCs w:val="14"/>
-          <w:shd w:val="clear" w:color="auto" w:fill="B7B7B7"/>
+          <w:rFonts w:ascii="Arial" w:eastAsia="Arial" w:hAnsi="Arial" w:cs="Arial"/>
+          <w:b/>
+          <w:color w:val="000000"/>
+          <w:sz w:val="18"/>
+          <w:highlight w:val="lightGray"/>
+        </w:rPr>
+        <w:t># Source: AI Source: Provided by: [Data Path</w:t>
+      </w:r>
+      <w:r>
+        <w:rPr>
+          <w:rFonts w:ascii="Arial" w:eastAsia="Arial" w:hAnsi="Arial" w:cs="Arial"/>
+          <w:color w:val="000000"/>
+          <w:sz w:val="18"/>
+          <w:highlight w:val="lightGray"/>
+        </w:rPr>
+        <w:t xml:space="preserve">: Persons Table -&gt; ID Column: 1, Name_En Column: Motasem Essam] -&gt; </w:t>
+      </w:r>
+      <w:r>
+        <w:rPr>
+          <w:rFonts w:ascii="Arial" w:eastAsia="Arial" w:hAnsi="Arial" w:cs="Arial"/>
+          <w:b/>
+          <w:color w:val="000000"/>
+          <w:sz w:val="18"/>
+          <w:highlight w:val="lightGray"/>
+        </w:rPr>
+        <w:t>From:</w:t>
+      </w:r>
+      <w:r>
+        <w:rPr>
+          <w:rFonts w:ascii="Arial" w:eastAsia="Arial" w:hAnsi="Arial" w:cs="Arial"/>
+          <w:color w:val="000000"/>
+          <w:sz w:val="18"/>
+          <w:highlight w:val="lightGray"/>
+        </w:rPr>
+        <w:t xml:space="preserve"> [Chatgpt (GPT</w:t>
+      </w:r>
+      <w:r>
+        <w:rPr>
+          <w:rFonts w:ascii="Arial" w:eastAsia="Arial" w:hAnsi="Arial" w:cs="Cambria Math"/>
+          <w:color w:val="000000"/>
+          <w:sz w:val="18"/>
+          <w:highlight w:val="lightGray"/>
         </w:rPr>
         <w:t>‑</w:t>
       </w:r>
       <w:r>
         <w:rPr>
-          <w:b/>
-          <w:sz w:val="14"/>
-          <w:szCs w:val="14"/>
-          <w:shd w:val="clear" w:color="auto" w:fill="B7B7B7"/>
-        </w:rPr>
-        <w:t>5 Mini) at [8/15/2025]</w:t>
+          <w:rFonts w:ascii="Arial" w:eastAsia="Arial" w:hAnsi="Arial" w:cs="Arial"/>
+          <w:color w:val="000000"/>
+          <w:sz w:val="18"/>
+          <w:highlight w:val="lightGray"/>
+        </w:rPr>
+        <w:t xml:space="preserve">5 Mini)] </w:t>
+      </w:r>
+      <w:r>
+        <w:rPr>
+          <w:rFonts w:ascii="Arial" w:eastAsia="Arial" w:hAnsi="Arial" w:cs="Arial"/>
+          <w:b/>
+          <w:color w:val="000000"/>
+          <w:sz w:val="18"/>
+          <w:highlight w:val="lightGray"/>
+        </w:rPr>
+        <w:t>on</w:t>
+      </w:r>
+      <w:r>
+        <w:rPr>
+          <w:rFonts w:ascii="Arial" w:eastAsia="Arial" w:hAnsi="Arial"/>
+          <w:sz w:val="18"/>
+          <w:highlight w:val="lightGray"/>
+        </w:rPr>
+        <w:t xml:space="preserve"> [8/15/2025]</w:t>
       </w:r>
     </w:p>
     <w:p>
@@ -1027,7 +1163,7 @@
           <w:ilvl w:val="0"/>
           <w:numId w:val="5"/>
         </w:numPr>
-        <w:spacing w:before="240"/>
+        <w:spacing w:before="240" w:after="0" w:line="276" w:lineRule="auto"/>
       </w:pPr>
       <w:r>
         <w:rPr>
@@ -1055,6 +1191,7 @@
           <w:ilvl w:val="0"/>
           <w:numId w:val="5"/>
         </w:numPr>
+        <w:spacing w:after="0" w:line="276" w:lineRule="auto"/>
       </w:pPr>
       <w:r>
         <w:rPr>
@@ -1082,7 +1219,7 @@
           <w:ilvl w:val="0"/>
           <w:numId w:val="5"/>
         </w:numPr>
-        <w:spacing w:after="240"/>
+        <w:spacing w:after="240" w:line="276" w:lineRule="auto"/>
       </w:pPr>
       <w:r>
         <w:rPr>
@@ -1106,7 +1243,7 @@
     </w:p>
     <w:p>
       <w:r>
-        <w:pict w14:anchorId="55C2160C">
+        <w:pict w14:anchorId="41B766D4">
           <v:rect id="_x0000_i1029" style="width:0;height:1.5pt" o:hralign="center" o:hrstd="t" o:hr="t" fillcolor="#a0a0a0" stroked="f"/>
         </w:pict>
       </w:r>
@@ -1130,7 +1267,6 @@
           <w:sz w:val="34"/>
           <w:szCs w:val="34"/>
         </w:rPr>
-        <w:lastRenderedPageBreak/>
         <w:t>Real-World Example</w:t>
       </w:r>
     </w:p>
@@ -1144,51 +1280,77 @@
       </w:pPr>
       <w:r>
         <w:rPr>
-          <w:b/>
-          <w:shd w:val="clear" w:color="auto" w:fill="B7B7B7"/>
-        </w:rPr>
-        <w:t># Source</w:t>
-      </w:r>
-      <w:r>
-        <w:rPr>
-          <w:shd w:val="clear" w:color="auto" w:fill="B7B7B7"/>
-        </w:rPr>
-        <w:t xml:space="preserve">: </w:t>
-      </w:r>
-      <w:r>
-        <w:rPr>
-          <w:b/>
-          <w:shd w:val="clear" w:color="auto" w:fill="B7B7B7"/>
-        </w:rPr>
-        <w:t xml:space="preserve">Chatgpt </w:t>
-      </w:r>
-      <w:r>
-        <w:rPr>
-          <w:b/>
-          <w:sz w:val="14"/>
-          <w:szCs w:val="14"/>
-          <w:shd w:val="clear" w:color="auto" w:fill="B7B7B7"/>
-        </w:rPr>
-        <w:t>(GPT</w:t>
-      </w:r>
-      <w:r>
-        <w:rPr>
-          <w:rFonts w:ascii="Cambria Math" w:hAnsi="Cambria Math" w:cs="Cambria Math"/>
-          <w:b/>
-          <w:sz w:val="14"/>
-          <w:szCs w:val="14"/>
-          <w:shd w:val="clear" w:color="auto" w:fill="B7B7B7"/>
+          <w:rFonts w:ascii="Arial" w:eastAsia="Arial" w:hAnsi="Arial" w:cs="Arial"/>
+          <w:b/>
+          <w:color w:val="000000"/>
+          <w:sz w:val="18"/>
+          <w:highlight w:val="lightGray"/>
+        </w:rPr>
+        <w:t># Source: AI Source: Provided by: [Data Path</w:t>
+      </w:r>
+      <w:r>
+        <w:rPr>
+          <w:rFonts w:ascii="Arial" w:eastAsia="Arial" w:hAnsi="Arial" w:cs="Arial"/>
+          <w:color w:val="000000"/>
+          <w:sz w:val="18"/>
+          <w:highlight w:val="lightGray"/>
+        </w:rPr>
+        <w:t xml:space="preserve">: Persons Table -&gt; ID Column: 1, Name_En Column: Motasem Essam] -&gt; </w:t>
+      </w:r>
+      <w:r>
+        <w:rPr>
+          <w:rFonts w:ascii="Arial" w:eastAsia="Arial" w:hAnsi="Arial" w:cs="Arial"/>
+          <w:b/>
+          <w:color w:val="000000"/>
+          <w:sz w:val="18"/>
+          <w:highlight w:val="lightGray"/>
+        </w:rPr>
+        <w:t>From:</w:t>
+      </w:r>
+      <w:r>
+        <w:rPr>
+          <w:rFonts w:ascii="Arial" w:eastAsia="Arial" w:hAnsi="Arial" w:cs="Arial"/>
+          <w:color w:val="000000"/>
+          <w:sz w:val="18"/>
+          <w:highlight w:val="lightGray"/>
+        </w:rPr>
+        <w:t xml:space="preserve"> [Chatgpt (GPT</w:t>
+      </w:r>
+      <w:r>
+        <w:rPr>
+          <w:rFonts w:ascii="Arial" w:eastAsia="Arial" w:hAnsi="Arial" w:cs="Cambria Math"/>
+          <w:color w:val="000000"/>
+          <w:sz w:val="18"/>
+          <w:highlight w:val="lightGray"/>
         </w:rPr>
         <w:t>‑</w:t>
       </w:r>
       <w:r>
         <w:rPr>
-          <w:b/>
-          <w:sz w:val="14"/>
-          <w:szCs w:val="14"/>
-          <w:shd w:val="clear" w:color="auto" w:fill="B7B7B7"/>
-        </w:rPr>
-        <w:t>5 Mini) at [8/15/2025]</w:t>
+          <w:rFonts w:ascii="Arial" w:eastAsia="Arial" w:hAnsi="Arial" w:cs="Arial"/>
+          <w:color w:val="000000"/>
+          <w:sz w:val="18"/>
+          <w:highlight w:val="lightGray"/>
+        </w:rPr>
+        <w:t xml:space="preserve">5 Mini)] </w:t>
+      </w:r>
+      <w:r>
+        <w:rPr>
+          <w:rFonts w:ascii="Arial" w:eastAsia="Arial" w:hAnsi="Arial" w:cs="Arial"/>
+          <w:b/>
+          <w:color w:val="000000"/>
+          <w:sz w:val="18"/>
+          <w:highlight w:val="lightGray"/>
+        </w:rPr>
+        <w:t>on</w:t>
+      </w:r>
+      <w:r>
+        <w:rPr>
+          <w:rFonts w:ascii="Arial" w:eastAsia="Arial" w:hAnsi="Arial"/>
+          <w:sz w:val="18"/>
+          <w:highlight w:val="lightGray"/>
+        </w:rPr>
+        <w:t xml:space="preserve"> [8/15/2025]</w:t>
       </w:r>
     </w:p>
     <w:p>
@@ -1218,7 +1380,7 @@
           <w:ilvl w:val="0"/>
           <w:numId w:val="1"/>
         </w:numPr>
-        <w:spacing w:before="240"/>
+        <w:spacing w:before="240" w:after="0" w:line="276" w:lineRule="auto"/>
       </w:pPr>
       <w:r>
         <w:rPr>
@@ -1292,6 +1454,7 @@
           <w:ilvl w:val="0"/>
           <w:numId w:val="1"/>
         </w:numPr>
+        <w:spacing w:after="0" w:line="276" w:lineRule="auto"/>
       </w:pPr>
       <w:r>
         <w:rPr>
@@ -1326,7 +1489,7 @@
           <w:ilvl w:val="0"/>
           <w:numId w:val="1"/>
         </w:numPr>
-        <w:spacing w:after="240"/>
+        <w:spacing w:after="240" w:line="276" w:lineRule="auto"/>
       </w:pPr>
       <w:r>
         <w:rPr>
@@ -1357,18 +1520,19 @@
     </w:p>
     <w:p>
       <w:r>
-        <w:pict w14:anchorId="11D4BA88">
+        <w:pict w14:anchorId="33F09E18">
           <v:rect id="_x0000_i1030" style="width:0;height:1.5pt" o:hralign="center" o:hrstd="t" o:hr="t" fillcolor="#a0a0a0" stroked="f"/>
         </w:pict>
       </w:r>
     </w:p>
+    <w:p/>
     <w:p/>
     <w:p/>
     <w:sectPr>
       <w:pgSz w:w="12240" w:h="15840"/>
       <w:pgMar w:top="1440" w:right="1440" w:bottom="1440" w:left="1440" w:header="720" w:footer="720" w:gutter="0"/>
-      <w:pgNumType w:start="1"/>
       <w:cols w:space="720"/>
+      <w:docGrid w:linePitch="360"/>
     </w:sectPr>
   </w:body>
 </w:document>
@@ -2359,18 +2523,6 @@
   <w:style w:type="paragraph" w:default="1" w:styleId="Normal">
     <w:name w:val="Normal"/>
     <w:qFormat/>
-    <w:rsid w:val="00CD756B"/>
-    <w:pPr>
-      <w:spacing w:after="0" w:line="276" w:lineRule="auto"/>
-    </w:pPr>
-    <w:rPr>
-      <w:rFonts w:ascii="Arial" w:eastAsia="Arial" w:hAnsi="Arial" w:cs="Arial"/>
-      <w:kern w:val="0"/>
-      <w:sz w:val="22"/>
-      <w:szCs w:val="22"/>
-      <w:lang w:val="en"/>
-      <w14:ligatures w14:val="none"/>
-    </w:rPr>
   </w:style>
   <w:style w:type="paragraph" w:styleId="Heading1">
     <w:name w:val="heading 1"/>
@@ -2379,7 +2531,7 @@
     <w:link w:val="Heading1Char"/>
     <w:uiPriority w:val="9"/>
     <w:qFormat/>
-    <w:rsid w:val="00502DD7"/>
+    <w:rsid w:val="000A260A"/>
     <w:pPr>
       <w:keepNext/>
       <w:keepLines/>
@@ -2401,7 +2553,7 @@
     <w:uiPriority w:val="9"/>
     <w:unhideWhenUsed/>
     <w:qFormat/>
-    <w:rsid w:val="00502DD7"/>
+    <w:rsid w:val="000A260A"/>
     <w:pPr>
       <w:keepNext/>
       <w:keepLines/>
@@ -2423,7 +2575,7 @@
     <w:uiPriority w:val="9"/>
     <w:unhideWhenUsed/>
     <w:qFormat/>
-    <w:rsid w:val="00502DD7"/>
+    <w:rsid w:val="000A260A"/>
     <w:pPr>
       <w:keepNext/>
       <w:keepLines/>
@@ -2446,7 +2598,7 @@
     <w:semiHidden/>
     <w:unhideWhenUsed/>
     <w:qFormat/>
-    <w:rsid w:val="00502DD7"/>
+    <w:rsid w:val="000A260A"/>
     <w:pPr>
       <w:keepNext/>
       <w:keepLines/>
@@ -2469,7 +2621,7 @@
     <w:semiHidden/>
     <w:unhideWhenUsed/>
     <w:qFormat/>
-    <w:rsid w:val="00502DD7"/>
+    <w:rsid w:val="000A260A"/>
     <w:pPr>
       <w:keepNext/>
       <w:keepLines/>
@@ -2490,11 +2642,11 @@
     <w:semiHidden/>
     <w:unhideWhenUsed/>
     <w:qFormat/>
-    <w:rsid w:val="00502DD7"/>
+    <w:rsid w:val="000A260A"/>
     <w:pPr>
       <w:keepNext/>
       <w:keepLines/>
-      <w:spacing w:before="40"/>
+      <w:spacing w:before="40" w:after="0"/>
       <w:outlineLvl w:val="5"/>
     </w:pPr>
     <w:rPr>
@@ -2513,11 +2665,11 @@
     <w:semiHidden/>
     <w:unhideWhenUsed/>
     <w:qFormat/>
-    <w:rsid w:val="00502DD7"/>
+    <w:rsid w:val="000A260A"/>
     <w:pPr>
       <w:keepNext/>
       <w:keepLines/>
-      <w:spacing w:before="40"/>
+      <w:spacing w:before="40" w:after="0"/>
       <w:outlineLvl w:val="6"/>
     </w:pPr>
     <w:rPr>
@@ -2534,10 +2686,11 @@
     <w:semiHidden/>
     <w:unhideWhenUsed/>
     <w:qFormat/>
-    <w:rsid w:val="00502DD7"/>
+    <w:rsid w:val="000A260A"/>
     <w:pPr>
       <w:keepNext/>
       <w:keepLines/>
+      <w:spacing w:after="0"/>
       <w:outlineLvl w:val="7"/>
     </w:pPr>
     <w:rPr>
@@ -2556,10 +2709,11 @@
     <w:semiHidden/>
     <w:unhideWhenUsed/>
     <w:qFormat/>
-    <w:rsid w:val="00502DD7"/>
+    <w:rsid w:val="000A260A"/>
     <w:pPr>
       <w:keepNext/>
       <w:keepLines/>
+      <w:spacing w:after="0"/>
       <w:outlineLvl w:val="8"/>
     </w:pPr>
     <w:rPr>
@@ -2599,7 +2753,7 @@
     <w:basedOn w:val="DefaultParagraphFont"/>
     <w:link w:val="Heading1"/>
     <w:uiPriority w:val="9"/>
-    <w:rsid w:val="00502DD7"/>
+    <w:rsid w:val="000A260A"/>
     <w:rPr>
       <w:rFonts w:asciiTheme="majorHAnsi" w:eastAsiaTheme="majorEastAsia" w:hAnsiTheme="majorHAnsi" w:cstheme="majorBidi"/>
       <w:color w:val="2F5496" w:themeColor="accent1" w:themeShade="BF"/>
@@ -2612,7 +2766,7 @@
     <w:basedOn w:val="DefaultParagraphFont"/>
     <w:link w:val="Heading2"/>
     <w:uiPriority w:val="9"/>
-    <w:rsid w:val="00502DD7"/>
+    <w:rsid w:val="000A260A"/>
     <w:rPr>
       <w:rFonts w:asciiTheme="majorHAnsi" w:eastAsiaTheme="majorEastAsia" w:hAnsiTheme="majorHAnsi" w:cstheme="majorBidi"/>
       <w:color w:val="2F5496" w:themeColor="accent1" w:themeShade="BF"/>
@@ -2625,7 +2779,7 @@
     <w:basedOn w:val="DefaultParagraphFont"/>
     <w:link w:val="Heading3"/>
     <w:uiPriority w:val="9"/>
-    <w:rsid w:val="00502DD7"/>
+    <w:rsid w:val="000A260A"/>
     <w:rPr>
       <w:rFonts w:eastAsiaTheme="majorEastAsia" w:cstheme="majorBidi"/>
       <w:color w:val="2F5496" w:themeColor="accent1" w:themeShade="BF"/>
@@ -2639,7 +2793,7 @@
     <w:link w:val="Heading4"/>
     <w:uiPriority w:val="9"/>
     <w:semiHidden/>
-    <w:rsid w:val="00502DD7"/>
+    <w:rsid w:val="000A260A"/>
     <w:rPr>
       <w:rFonts w:eastAsiaTheme="majorEastAsia" w:cstheme="majorBidi"/>
       <w:i/>
@@ -2653,7 +2807,7 @@
     <w:link w:val="Heading5"/>
     <w:uiPriority w:val="9"/>
     <w:semiHidden/>
-    <w:rsid w:val="00502DD7"/>
+    <w:rsid w:val="000A260A"/>
     <w:rPr>
       <w:rFonts w:eastAsiaTheme="majorEastAsia" w:cstheme="majorBidi"/>
       <w:color w:val="2F5496" w:themeColor="accent1" w:themeShade="BF"/>
@@ -2665,7 +2819,7 @@
     <w:link w:val="Heading6"/>
     <w:uiPriority w:val="9"/>
     <w:semiHidden/>
-    <w:rsid w:val="00502DD7"/>
+    <w:rsid w:val="000A260A"/>
     <w:rPr>
       <w:rFonts w:eastAsiaTheme="majorEastAsia" w:cstheme="majorBidi"/>
       <w:i/>
@@ -2679,7 +2833,7 @@
     <w:link w:val="Heading7"/>
     <w:uiPriority w:val="9"/>
     <w:semiHidden/>
-    <w:rsid w:val="00502DD7"/>
+    <w:rsid w:val="000A260A"/>
     <w:rPr>
       <w:rFonts w:eastAsiaTheme="majorEastAsia" w:cstheme="majorBidi"/>
       <w:color w:val="595959" w:themeColor="text1" w:themeTint="A6"/>
@@ -2691,7 +2845,7 @@
     <w:link w:val="Heading8"/>
     <w:uiPriority w:val="9"/>
     <w:semiHidden/>
-    <w:rsid w:val="00502DD7"/>
+    <w:rsid w:val="000A260A"/>
     <w:rPr>
       <w:rFonts w:eastAsiaTheme="majorEastAsia" w:cstheme="majorBidi"/>
       <w:i/>
@@ -2705,7 +2859,7 @@
     <w:link w:val="Heading9"/>
     <w:uiPriority w:val="9"/>
     <w:semiHidden/>
-    <w:rsid w:val="00502DD7"/>
+    <w:rsid w:val="000A260A"/>
     <w:rPr>
       <w:rFonts w:eastAsiaTheme="majorEastAsia" w:cstheme="majorBidi"/>
       <w:color w:val="272727" w:themeColor="text1" w:themeTint="D8"/>
@@ -2718,7 +2872,7 @@
     <w:link w:val="TitleChar"/>
     <w:uiPriority w:val="10"/>
     <w:qFormat/>
-    <w:rsid w:val="00502DD7"/>
+    <w:rsid w:val="000A260A"/>
     <w:pPr>
       <w:spacing w:after="80" w:line="240" w:lineRule="auto"/>
       <w:contextualSpacing/>
@@ -2736,7 +2890,7 @@
     <w:basedOn w:val="DefaultParagraphFont"/>
     <w:link w:val="Title"/>
     <w:uiPriority w:val="10"/>
-    <w:rsid w:val="00502DD7"/>
+    <w:rsid w:val="000A260A"/>
     <w:rPr>
       <w:rFonts w:asciiTheme="majorHAnsi" w:eastAsiaTheme="majorEastAsia" w:hAnsiTheme="majorHAnsi" w:cstheme="majorBidi"/>
       <w:spacing w:val="-10"/>
@@ -2752,7 +2906,7 @@
     <w:link w:val="SubtitleChar"/>
     <w:uiPriority w:val="11"/>
     <w:qFormat/>
-    <w:rsid w:val="00502DD7"/>
+    <w:rsid w:val="000A260A"/>
     <w:pPr>
       <w:numPr>
         <w:ilvl w:val="1"/>
@@ -2771,7 +2925,7 @@
     <w:basedOn w:val="DefaultParagraphFont"/>
     <w:link w:val="Subtitle"/>
     <w:uiPriority w:val="11"/>
-    <w:rsid w:val="00502DD7"/>
+    <w:rsid w:val="000A260A"/>
     <w:rPr>
       <w:rFonts w:eastAsiaTheme="majorEastAsia" w:cstheme="majorBidi"/>
       <w:color w:val="595959" w:themeColor="text1" w:themeTint="A6"/>
@@ -2787,7 +2941,7 @@
     <w:link w:val="QuoteChar"/>
     <w:uiPriority w:val="29"/>
     <w:qFormat/>
-    <w:rsid w:val="00502DD7"/>
+    <w:rsid w:val="000A260A"/>
     <w:pPr>
       <w:spacing w:before="160"/>
       <w:jc w:val="center"/>
@@ -2803,7 +2957,7 @@
     <w:basedOn w:val="DefaultParagraphFont"/>
     <w:link w:val="Quote"/>
     <w:uiPriority w:val="29"/>
-    <w:rsid w:val="00502DD7"/>
+    <w:rsid w:val="000A260A"/>
     <w:rPr>
       <w:i/>
       <w:iCs/>
@@ -2815,7 +2969,7 @@
     <w:basedOn w:val="Normal"/>
     <w:uiPriority w:val="34"/>
     <w:qFormat/>
-    <w:rsid w:val="00502DD7"/>
+    <w:rsid w:val="000A260A"/>
     <w:pPr>
       <w:ind w:left="720"/>
       <w:contextualSpacing/>
@@ -2826,7 +2980,7 @@
     <w:basedOn w:val="DefaultParagraphFont"/>
     <w:uiPriority w:val="21"/>
     <w:qFormat/>
-    <w:rsid w:val="00502DD7"/>
+    <w:rsid w:val="000A260A"/>
     <w:rPr>
       <w:i/>
       <w:iCs/>
@@ -2840,7 +2994,7 @@
     <w:link w:val="IntenseQuoteChar"/>
     <w:uiPriority w:val="30"/>
     <w:qFormat/>
-    <w:rsid w:val="00502DD7"/>
+    <w:rsid w:val="000A260A"/>
     <w:pPr>
       <w:pBdr>
         <w:top w:val="single" w:sz="4" w:space="10" w:color="2F5496" w:themeColor="accent1" w:themeShade="BF"/>
@@ -2861,7 +3015,7 @@
     <w:basedOn w:val="DefaultParagraphFont"/>
     <w:link w:val="IntenseQuote"/>
     <w:uiPriority w:val="30"/>
-    <w:rsid w:val="00502DD7"/>
+    <w:rsid w:val="000A260A"/>
     <w:rPr>
       <w:i/>
       <w:iCs/>
@@ -2873,7 +3027,7 @@
     <w:basedOn w:val="DefaultParagraphFont"/>
     <w:uiPriority w:val="32"/>
     <w:qFormat/>
-    <w:rsid w:val="00502DD7"/>
+    <w:rsid w:val="000A260A"/>
     <w:rPr>
       <w:b/>
       <w:bCs/>
